--- a/AI_Agents_and_Advanced_Fine_Tuning_Bootcamp/Lab_Walkthroughs/Week_06_Lab_B_ppo_on_the_same_grid.docx
+++ b/AI_Agents_and_Advanced_Fine_Tuning_Bootcamp/Lab_Walkthroughs/Week_06_Lab_B_ppo_on_the_same_grid.docx
@@ -96,7 +96,7 @@
           <w:color w:val="333333"/>
           <w:sz w:val="22"/>
         </w:rPr>
-        <w:t>Cluster workspace from week 1 plus week-specific deps in the requirements.txt that ships with this lab.</w:t>
+        <w:t>CPU; torch. Reuses the week's gridworld.</w:t>
       </w:r>
     </w:p>
     <w:p>
@@ -118,7 +118,7 @@
           <w:color w:val="333333"/>
           <w:sz w:val="22"/>
         </w:rPr>
-        <w:t>Concept list available in the class notes for this week.</w:t>
+        <w:t>Policy gradient with a clipped surrogate objective</w:t>
       </w:r>
     </w:p>
     <w:p>
@@ -130,7 +130,19 @@
           <w:color w:val="333333"/>
           <w:sz w:val="22"/>
         </w:rPr>
-        <w:t>Lab guide TA reviews the concepts in the first 15 minutes.</w:t>
+        <w:t>Advantage estimates against a value baseline</w:t>
+      </w:r>
+    </w:p>
+    <w:p>
+      <w:pPr>
+        <w:pStyle w:val="ListBullet"/>
+      </w:pPr>
+      <w:r>
+        <w:rPr>
+          <w:color w:val="333333"/>
+          <w:sz w:val="22"/>
+        </w:rPr>
+        <w:t>The clip range bounds the per-update policy shift</w:t>
       </w:r>
     </w:p>
     <w:p>
@@ -211,7 +223,85 @@
           <w:color w:val="101010"/>
           <w:sz w:val="18"/>
         </w:rPr>
-        <w:t># Starter code is in the lab repo: see lab_starter.py.</w:t>
+        <w:t>ratio = torch.exp(logp_new - logp_old)</w:t>
+      </w:r>
+    </w:p>
+    <w:p>
+      <w:pPr>
+        <w:spacing w:after="0" w:before="0"/>
+      </w:pPr>
+      <w:r>
+        <w:rPr>
+          <w:rFonts w:ascii="Consolas" w:hAnsi="Consolas"/>
+          <w:color w:val="101010"/>
+          <w:sz w:val="18"/>
+        </w:rPr>
+        <w:t>clipped = torch.clamp(ratio, 1 - eps_clip, 1 + eps_clip)</w:t>
+      </w:r>
+    </w:p>
+    <w:p>
+      <w:pPr>
+        <w:spacing w:after="0" w:before="0"/>
+      </w:pPr>
+      <w:r>
+        <w:rPr>
+          <w:rFonts w:ascii="Consolas" w:hAnsi="Consolas"/>
+          <w:color w:val="101010"/>
+          <w:sz w:val="18"/>
+        </w:rPr>
+        <w:t>policy_loss = -torch.min(ratio * adv, clipped * adv).mean()</w:t>
+      </w:r>
+    </w:p>
+    <w:p>
+      <w:pPr>
+        <w:spacing w:after="0" w:before="0"/>
+      </w:pPr>
+      <w:r>
+        <w:rPr>
+          <w:rFonts w:ascii="Consolas" w:hAnsi="Consolas"/>
+          <w:color w:val="101010"/>
+          <w:sz w:val="18"/>
+        </w:rPr>
+        <w:t>value_loss = (returns - values).pow(2).mean()</w:t>
+      </w:r>
+    </w:p>
+    <w:p>
+      <w:pPr>
+        <w:spacing w:after="0" w:before="0"/>
+      </w:pPr>
+      <w:r>
+        <w:rPr>
+          <w:rFonts w:ascii="Consolas" w:hAnsi="Consolas"/>
+          <w:color w:val="101010"/>
+          <w:sz w:val="18"/>
+        </w:rPr>
+        <w:t>loss = policy_loss + 0.5 * value_loss - 0.01 * entropy</w:t>
+      </w:r>
+    </w:p>
+    <w:p>
+      <w:pPr>
+        <w:spacing w:after="0" w:before="0"/>
+      </w:pPr>
+      <w:r>
+        <w:rPr>
+          <w:rFonts w:ascii="Consolas" w:hAnsi="Consolas"/>
+          <w:color w:val="101010"/>
+          <w:sz w:val="18"/>
+        </w:rPr>
+        <w:t># sweep eps_clip in {0.05, 0.2, 0.5} and plot return curves</w:t>
+      </w:r>
+    </w:p>
+    <w:p>
+      <w:pPr>
+        <w:spacing w:after="0" w:before="0"/>
+      </w:pPr>
+      <w:r>
+        <w:rPr>
+          <w:rFonts w:ascii="Consolas" w:hAnsi="Consolas"/>
+          <w:color w:val="101010"/>
+          <w:sz w:val="18"/>
+        </w:rPr>
+        <w:t xml:space="preserve"> </w:t>
       </w:r>
     </w:p>
     <w:p>
@@ -233,7 +323,7 @@
           <w:color w:val="333333"/>
           <w:sz w:val="22"/>
         </w:rPr>
-        <w:t>all deliverables present in the submission folder</w:t>
+        <w:t>PPO reaches the same optimal return as Q-learning did</w:t>
       </w:r>
     </w:p>
     <w:p>
@@ -245,7 +335,7 @@
           <w:color w:val="333333"/>
           <w:sz w:val="22"/>
         </w:rPr>
-        <w:t>code runs end-to-end without modification</w:t>
+        <w:t>eps_clip=0.5 run shows visibly noisier updates than 0.2</w:t>
       </w:r>
     </w:p>
     <w:p>
@@ -257,7 +347,19 @@
           <w:color w:val="333333"/>
           <w:sz w:val="22"/>
         </w:rPr>
-        <w:t>results match the expected ranges in the rubric</w:t>
+        <w:t>eps_clip=0.05 run learns slower but smoother</w:t>
+      </w:r>
+    </w:p>
+    <w:p>
+      <w:pPr>
+        <w:pStyle w:val="ListBullet"/>
+      </w:pPr>
+      <w:r>
+        <w:rPr>
+          <w:color w:val="333333"/>
+          <w:sz w:val="22"/>
+        </w:rPr>
+        <w:t>entropy decays over training without collapsing to zero early</w:t>
       </w:r>
     </w:p>
     <w:p>
